--- a/zhs/docx/067.content.docx
+++ b/zhs/docx/067.content.docx
@@ -216,25 +216,7 @@
         <w:rPr>
           <w:lang w:val="zh_CN" w:bidi="zh_CN"/>
         </w:rPr>
-        <w:t>是神所造的超自然灵界存在。 天使将神的信息传递给人们；例如，一位天使告诉</w:t>
-      </w:r>
-      <w:hyperlink r:id="rId13">
-        <w:r>
-          <w:rPr>
-            <w:lang w:val="zh_CN" w:bidi="zh_CN"/>
-          </w:rPr>
-          <w:rPr>
-            <w:color w:val="0000EE"/>
-            <w:u w:val="single"/>
-          </w:rPr>
-          <w:t>马利亚</w:t>
-        </w:r>
-      </w:hyperlink>
-      <w:r>
-        <w:rPr>
-          <w:lang w:val="zh_CN" w:bidi="zh_CN"/>
-        </w:rPr>
-        <w:t>，她将通过神的大能怀孕。 有时后，天使在梦中向人传达信息；例如，天使在梦中告诉约瑟带着马利亚和耶稣逃往埃及。</w:t>
+        <w:t>是神所造的超自然灵界存在。 天使将神的信息传递给人们；例如，一位天使告诉马利亚，她将通过神的大能怀孕。 有时后，天使在梦中向人传达信息；例如，天使在梦中告诉约瑟带着马利亚和耶稣逃往埃及。</w:t>
       </w:r>
     </w:p>
     <w:p>
@@ -264,18 +246,12 @@
         </w:rPr>
         <w:t>天使也可以为神执行特定的任务。 他们可以帮助人们或保护他们；例如，当亚兰王试图捉拿</w:t>
       </w:r>
-      <w:hyperlink r:id="rId14">
-        <w:r>
-          <w:rPr>
-            <w:lang w:val="zh_CN" w:bidi="zh_CN"/>
-          </w:rPr>
-          <w:rPr>
-            <w:color w:val="0000EE"/>
-            <w:u w:val="single"/>
-          </w:rPr>
-          <w:t>先知</w:t>
-        </w:r>
-      </w:hyperlink>
+      <w:r>
+        <w:rPr>
+          <w:lang w:val="zh_CN" w:bidi="zh_CN"/>
+        </w:rPr>
+        <w:t>先知</w:t>
+      </w:r>
       <w:r>
         <w:rPr>
           <w:lang w:val="zh_CN" w:bidi="zh_CN"/>
@@ -294,25 +270,7 @@
         <w:rPr>
           <w:lang w:val="zh_CN" w:bidi="zh_CN"/>
         </w:rPr>
-        <w:t>神也使用天使来惩罚人。 例如，在埃及法老拒绝让</w:t>
-      </w:r>
-      <w:hyperlink r:id="rId15">
-        <w:r>
-          <w:rPr>
-            <w:lang w:val="zh_CN" w:bidi="zh_CN"/>
-          </w:rPr>
-          <w:rPr>
-            <w:color w:val="0000EE"/>
-            <w:u w:val="single"/>
-          </w:rPr>
-          <w:t>以色列人</w:t>
-        </w:r>
-      </w:hyperlink>
-      <w:r>
-        <w:rPr>
-          <w:lang w:val="zh_CN" w:bidi="zh_CN"/>
-        </w:rPr>
-        <w:t>离开后，一位天使杀死了埃及全地的长子。 从新约圣经中我们得知神会使用天使来执行祂最后的审判。</w:t>
+        <w:t>神也使用天使来惩罚人。 例如，在埃及法老拒绝让以色列人离开后，一位天使杀死了埃及全地的长子。 从新约圣经中我们得知神会使用天使来执行祂最后的审判。</w:t>
       </w:r>
     </w:p>
     <w:p>
@@ -326,25 +284,7 @@
         <w:rPr>
           <w:lang w:val="zh_CN" w:bidi="zh_CN"/>
         </w:rPr>
-        <w:t>天使的另一个重要任务是</w:t>
-      </w:r>
-      <w:hyperlink r:id="rId16">
-        <w:r>
-          <w:rPr>
-            <w:lang w:val="zh_CN" w:bidi="zh_CN"/>
-          </w:rPr>
-          <w:rPr>
-            <w:color w:val="0000EE"/>
-            <w:u w:val="single"/>
-          </w:rPr>
-          <w:t>敬拜</w:t>
-        </w:r>
-      </w:hyperlink>
-      <w:r>
-        <w:rPr>
-          <w:lang w:val="zh_CN" w:bidi="zh_CN"/>
-        </w:rPr>
-        <w:t>神。 我们尤其在《启示录》中发现这一点。</w:t>
+        <w:t>天使的另一个重要任务是敬拜神。 我们尤其在《启示录》中发现这一点。</w:t>
       </w:r>
     </w:p>
     <w:p>
@@ -360,41 +300,17 @@
         </w:rPr>
         <w:t>天使中有一个重要类型是天使长。 这是一个拥有特殊权柄的</w:t>
       </w:r>
-      <w:hyperlink r:id="rId17">
-        <w:r>
-          <w:rPr>
-            <w:lang w:val="zh_CN" w:bidi="zh_CN"/>
-          </w:rPr>
-          <w:rPr>
-            <w:color w:val="0000EE"/>
-            <w:u w:val="single"/>
-          </w:rPr>
-          <w:t>天使</w:t>
-        </w:r>
-      </w:hyperlink>
-      <w:r>
-        <w:rPr>
-          <w:lang w:val="zh_CN" w:bidi="zh_CN"/>
-        </w:rPr>
-        <w:t>。 圣经提到两个天使长的名字：</w:t>
-      </w:r>
-      <w:hyperlink r:id="rId18">
-        <w:r>
-          <w:rPr>
-            <w:lang w:val="zh_CN" w:bidi="zh_CN"/>
-          </w:rPr>
-          <w:rPr>
-            <w:color w:val="0000EE"/>
-            <w:u w:val="single"/>
-          </w:rPr>
-          <w:t>加百列</w:t>
-        </w:r>
-      </w:hyperlink>
-      <w:r>
-        <w:rPr>
-          <w:lang w:val="zh_CN" w:bidi="zh_CN"/>
-        </w:rPr>
-        <w:t>和米迦勒。</w:t>
+      <w:r>
+        <w:rPr>
+          <w:lang w:val="zh_CN" w:bidi="zh_CN"/>
+        </w:rPr>
+        <w:t>天使</w:t>
+      </w:r>
+      <w:r>
+        <w:rPr>
+          <w:lang w:val="zh_CN" w:bidi="zh_CN"/>
+        </w:rPr>
+        <w:t>。 圣经提到两个天使长的名字：加百列和米迦勒。</w:t>
       </w:r>
     </w:p>
     <w:p>
@@ -410,36 +326,24 @@
         </w:rPr>
         <w:t>并非所有的天使都顺服神。 有些天使反叛了。 他们变成了</w:t>
       </w:r>
-      <w:hyperlink r:id="rId19">
-        <w:r>
-          <w:rPr>
-            <w:lang w:val="zh_CN" w:bidi="zh_CN"/>
-          </w:rPr>
-          <w:rPr>
-            <w:color w:val="0000EE"/>
-            <w:u w:val="single"/>
-          </w:rPr>
-          <w:t>邪恶的灵</w:t>
-        </w:r>
-      </w:hyperlink>
+      <w:r>
+        <w:rPr>
+          <w:lang w:val="zh_CN" w:bidi="zh_CN"/>
+        </w:rPr>
+        <w:t>邪恶的灵</w:t>
+      </w:r>
       <w:r>
         <w:rPr>
           <w:lang w:val="zh_CN" w:bidi="zh_CN"/>
         </w:rPr>
         <w:t>，而他们领袖的名字则是</w:t>
       </w:r>
-      <w:hyperlink r:id="rId20">
-        <w:r>
-          <w:rPr>
-            <w:lang w:val="zh_CN" w:bidi="zh_CN"/>
-          </w:rPr>
-          <w:rPr>
-            <w:color w:val="0000EE"/>
-            <w:u w:val="single"/>
-          </w:rPr>
-          <w:t>撒旦</w:t>
-        </w:r>
-      </w:hyperlink>
+      <w:r>
+        <w:rPr>
+          <w:lang w:val="zh_CN" w:bidi="zh_CN"/>
+        </w:rPr>
+        <w:t>撒旦</w:t>
+      </w:r>
       <w:r>
         <w:rPr>
           <w:lang w:val="zh_CN" w:bidi="zh_CN"/>
@@ -475,36 +379,24 @@
         </w:rPr>
         <w:t>确保人们不会与你选择翻译为"</w:t>
       </w:r>
-      <w:hyperlink r:id="rId14">
-        <w:r>
-          <w:rPr>
-            <w:lang w:val="zh_CN" w:bidi="zh_CN"/>
-          </w:rPr>
-          <w:rPr>
-            <w:color w:val="0000EE"/>
-            <w:u w:val="single"/>
-          </w:rPr>
-          <w:t>先知</w:t>
-        </w:r>
-      </w:hyperlink>
+      <w:r>
+        <w:rPr>
+          <w:lang w:val="zh_CN" w:bidi="zh_CN"/>
+        </w:rPr>
+        <w:t>先知</w:t>
+      </w:r>
       <w:r>
         <w:rPr>
           <w:lang w:val="zh_CN" w:bidi="zh_CN"/>
         </w:rPr>
         <w:t>"的这个词混淆。 先知也向人们传达神的信息，但先知是属于地上的人，而天使则是属于</w:t>
       </w:r>
-      <w:hyperlink r:id="rId21">
-        <w:r>
-          <w:rPr>
-            <w:lang w:val="zh_CN" w:bidi="zh_CN"/>
-          </w:rPr>
-          <w:rPr>
-            <w:color w:val="0000EE"/>
-            <w:u w:val="single"/>
-          </w:rPr>
-          <w:t>天上</w:t>
-        </w:r>
-      </w:hyperlink>
+      <w:r>
+        <w:rPr>
+          <w:lang w:val="zh_CN" w:bidi="zh_CN"/>
+        </w:rPr>
+        <w:t>天上</w:t>
+      </w:r>
       <w:r>
         <w:rPr>
           <w:lang w:val="zh_CN" w:bidi="zh_CN"/>
@@ -564,7 +456,7 @@
           <w:lang w:val="zh_CN" w:bidi="zh_CN"/>
         </w:rPr>
       </w:r>
-      <w:hyperlink r:id="rId22">
+      <w:hyperlink r:id="rId13">
         <w:r>
           <w:rPr>
             <w:lang w:val="zh_CN" w:bidi="zh_CN"/>
@@ -651,36 +543,24 @@
         </w:rPr>
         <w:t>不过，大多数时候，"天"这个词指的是神与祂的</w:t>
       </w:r>
-      <w:hyperlink r:id="rId23">
-        <w:r>
-          <w:rPr>
-            <w:lang w:val="zh_CN" w:bidi="zh_CN"/>
-          </w:rPr>
-          <w:rPr>
-            <w:color w:val="0000EE"/>
-            <w:u w:val="single"/>
-          </w:rPr>
-          <w:t>天使们</w:t>
-        </w:r>
-      </w:hyperlink>
+      <w:r>
+        <w:rPr>
+          <w:lang w:val="zh_CN" w:bidi="zh_CN"/>
+        </w:rPr>
+        <w:t>天使们</w:t>
+      </w:r>
       <w:r>
         <w:rPr>
           <w:lang w:val="zh_CN" w:bidi="zh_CN"/>
         </w:rPr>
         <w:t>一起生活的地方。 这个天堂不是这个宇宙中的某个地方；它也不是人类可以去的地方。 但是神可以差遣祂的天使们到地上做祂的工作，并且耶稣从天堂来到地上。 耶稣受死并复活后，祂回到了天堂。 有一天祂会回来，建立</w:t>
       </w:r>
-      <w:hyperlink r:id="rId24">
-        <w:r>
-          <w:rPr>
-            <w:lang w:val="zh_CN" w:bidi="zh_CN"/>
-          </w:rPr>
-          <w:rPr>
-            <w:color w:val="0000EE"/>
-            <w:u w:val="single"/>
-          </w:rPr>
-          <w:t>神的国</w:t>
-        </w:r>
-      </w:hyperlink>
+      <w:r>
+        <w:rPr>
+          <w:lang w:val="zh_CN" w:bidi="zh_CN"/>
+        </w:rPr>
+        <w:t>神的国</w:t>
+      </w:r>
       <w:r>
         <w:rPr>
           <w:lang w:val="zh_CN" w:bidi="zh_CN"/>
@@ -715,18 +595,12 @@
         </w:rPr>
         <w:t>有时</w:t>
       </w:r>
-      <w:hyperlink r:id="rId25">
-        <w:r>
-          <w:rPr>
-            <w:lang w:val="zh_CN" w:bidi="zh_CN"/>
-          </w:rPr>
-          <w:rPr>
-            <w:color w:val="0000EE"/>
-            <w:u w:val="single"/>
-          </w:rPr>
-          <w:t>犹太人</w:t>
-        </w:r>
-      </w:hyperlink>
+      <w:r>
+        <w:rPr>
+          <w:lang w:val="zh_CN" w:bidi="zh_CN"/>
+        </w:rPr>
+        <w:t>犹太人</w:t>
+      </w:r>
       <w:r>
         <w:rPr>
           <w:lang w:val="zh_CN" w:bidi="zh_CN"/>
@@ -759,25 +633,7 @@
         <w:rPr>
           <w:lang w:val="zh_CN" w:bidi="zh_CN"/>
         </w:rPr>
-        <w:t>旧约的语言，</w:t>
-      </w:r>
-      <w:hyperlink r:id="rId26">
-        <w:r>
-          <w:rPr>
-            <w:lang w:val="zh_CN" w:bidi="zh_CN"/>
-          </w:rPr>
-          <w:rPr>
-            <w:color w:val="0000EE"/>
-            <w:u w:val="single"/>
-          </w:rPr>
-          <w:t>希伯来文</w:t>
-        </w:r>
-      </w:hyperlink>
-      <w:r>
-        <w:rPr>
-          <w:lang w:val="zh_CN" w:bidi="zh_CN"/>
-        </w:rPr>
-        <w:t>中天堂这个词是复数的，或者说不止一个。 我们听到的是复数的"天堂"。 因此，你有时会在翻译中看到单数的"天堂"，有时你会看到复数的"天堂"。 但这指的是同一件事。 这并不意味着有一个以上的天堂。</w:t>
+        <w:t>旧约的语言，希伯来文中天堂这个词是复数的，或者说不止一个。 我们听到的是复数的"天堂"。 因此，你有时会在翻译中看到单数的"天堂"，有时你会看到复数的"天堂"。 但这指的是同一件事。 这并不意味着有一个以上的天堂。</w:t>
       </w:r>
       <w:r>
         <w:rPr>
@@ -832,7 +688,7 @@
           <w:lang w:val="zh_CN" w:bidi="zh_CN"/>
         </w:rPr>
       </w:r>
-      <w:hyperlink r:id="rId22">
+      <w:hyperlink r:id="rId13">
         <w:r>
           <w:rPr>
             <w:lang w:val="zh_CN" w:bidi="zh_CN"/>

--- a/zhs/docx/067.content.docx
+++ b/zhs/docx/067.content.docx
@@ -430,23 +430,12 @@
         <w:rPr>
           <w:lang w:val="zh_CN" w:bidi="zh_CN"/>
         </w:rPr>
-        <w:t>天使</w:t>
-      </w:r>
-      <w:r>
-        <w:rPr>
-          <w:lang w:val="zh_CN" w:bidi="zh_CN"/>
-        </w:rPr>
-      </w:r>
-    </w:p>
-    <w:p>
-      <w:pPr>
-        <w:pStyle w:val="Heading4"/>
-      </w:pPr>
-      <w:r>
-        <w:rPr>
-          <w:lang w:val="zh_CN" w:bidi="zh_CN"/>
-        </w:rPr>
-        <w:t>Audio Content</w:t>
+        <w:t>天堂、天、天上</w:t>
+      </w:r>
+      <w:r>
+        <w:rPr>
+          <w:lang w:val="zh_CN" w:bidi="zh_CN"/>
+        </w:rPr>
       </w:r>
     </w:p>
     <w:p>
@@ -456,33 +445,18 @@
           <w:lang w:val="zh_CN" w:bidi="zh_CN"/>
         </w:rPr>
       </w:r>
-      <w:hyperlink r:id="rId13">
-        <w:r>
-          <w:rPr>
-            <w:lang w:val="zh_CN" w:bidi="zh_CN"/>
-          </w:rPr>
-          <w:rPr>
-            <w:color w:val="0000EE"/>
-            <w:u w:val="single"/>
-          </w:rPr>
-          <w:t>mp3 file</w:t>
-        </w:r>
-      </w:hyperlink>
-      <w:r>
-        <w:rPr>
-          <w:lang w:val="zh_CN" w:bidi="zh_CN"/>
-        </w:rPr>
-        <w:t xml:space="preserve"> (None KB)</w:t>
-      </w:r>
-      <w:r>
-        <w:rPr>
-          <w:lang w:val="zh_CN" w:bidi="zh_CN"/>
-        </w:rPr>
-      </w:r>
-      <w:r>
-        <w:rPr>
-          <w:lang w:val="zh_CN" w:bidi="zh_CN"/>
-        </w:rPr>
+      <w:r>
+        <w:rPr>
+          <w:b/>
+          <w:lang w:val="zh_CN" w:bidi="zh_CN"/>
+        </w:rPr>
+        <w:t>天</w:t>
+      </w:r>
+      <w:r>
+        <w:rPr>
+          <w:lang w:val="zh_CN" w:bidi="zh_CN"/>
+        </w:rPr>
+        <w:t>这个词有时意味着可见的天空：鸟在飞行的地方，我们可以看到云彩的地方，以及我们晚上可以看到星星的地方。</w:t>
       </w:r>
     </w:p>
     <w:p>
@@ -492,21 +466,35 @@
           <w:lang w:val="zh_CN" w:bidi="zh_CN"/>
         </w:rPr>
       </w:r>
-    </w:p>
-    <w:p>
-      <w:pPr>
-        <w:pStyle w:val="Heading2"/>
-      </w:pPr>
-      <w:r>
-        <w:rPr>
-          <w:lang w:val="zh_CN" w:bidi="zh_CN"/>
-        </w:rPr>
-        <w:t>天堂、天、天上</w:t>
-      </w:r>
-      <w:r>
-        <w:rPr>
-          <w:lang w:val="zh_CN" w:bidi="zh_CN"/>
-        </w:rPr>
+      <w:r>
+        <w:rPr>
+          <w:lang w:val="zh_CN" w:bidi="zh_CN"/>
+        </w:rPr>
+        <w:t>不过，大多数时候，"天"这个词指的是神与祂的</w:t>
+      </w:r>
+      <w:r>
+        <w:rPr>
+          <w:lang w:val="zh_CN" w:bidi="zh_CN"/>
+        </w:rPr>
+        <w:t>天使们</w:t>
+      </w:r>
+      <w:r>
+        <w:rPr>
+          <w:lang w:val="zh_CN" w:bidi="zh_CN"/>
+        </w:rPr>
+        <w:t>一起生活的地方。 这个天堂不是这个宇宙中的某个地方；它也不是人类可以去的地方。 但是神可以差遣祂的天使们到地上做祂的工作，并且耶稣从天堂来到地上。 耶稣受死并复活后，祂回到了天堂。 有一天祂会回来，建立</w:t>
+      </w:r>
+      <w:r>
+        <w:rPr>
+          <w:lang w:val="zh_CN" w:bidi="zh_CN"/>
+        </w:rPr>
+        <w:t>神的国</w:t>
+      </w:r>
+      <w:r>
+        <w:rPr>
+          <w:lang w:val="zh_CN" w:bidi="zh_CN"/>
+        </w:rPr>
+        <w:t>，直到永远。启示录告诉我们，当耶稣再来时，会有一个新天和新地。 但是他们不会再分离——在天上的神，和在地上的人。 相反，神要住在祂的子民当中。</w:t>
       </w:r>
     </w:p>
     <w:p>
@@ -518,16 +506,9 @@
       </w:r>
       <w:r>
         <w:rPr>
-          <w:b/>
-          <w:lang w:val="zh_CN" w:bidi="zh_CN"/>
-        </w:rPr>
-        <w:t>天</w:t>
-      </w:r>
-      <w:r>
-        <w:rPr>
-          <w:lang w:val="zh_CN" w:bidi="zh_CN"/>
-        </w:rPr>
-        <w:t>这个词有时意味着可见的天空：鸟在飞行的地方，我们可以看到云彩的地方，以及我们晚上可以看到星星的地方。</w:t>
+          <w:lang w:val="zh_CN" w:bidi="zh_CN"/>
+        </w:rPr>
+        <w:t>在某些经文中，有时不清楚"天堂"一词是意味着可见的天空还是神居住的地方。 有时这两个意思可以同时成立。 例如，"来自天堂的雨"可以指从天降下的雨，也可以指神降下的雨。</w:t>
       </w:r>
     </w:p>
     <w:p>
@@ -541,31 +522,19 @@
         <w:rPr>
           <w:lang w:val="zh_CN" w:bidi="zh_CN"/>
         </w:rPr>
-        <w:t>不过，大多数时候，"天"这个词指的是神与祂的</w:t>
-      </w:r>
-      <w:r>
-        <w:rPr>
-          <w:lang w:val="zh_CN" w:bidi="zh_CN"/>
-        </w:rPr>
-        <w:t>天使们</w:t>
-      </w:r>
-      <w:r>
-        <w:rPr>
-          <w:lang w:val="zh_CN" w:bidi="zh_CN"/>
-        </w:rPr>
-        <w:t>一起生活的地方。 这个天堂不是这个宇宙中的某个地方；它也不是人类可以去的地方。 但是神可以差遣祂的天使们到地上做祂的工作，并且耶稣从天堂来到地上。 耶稣受死并复活后，祂回到了天堂。 有一天祂会回来，建立</w:t>
-      </w:r>
-      <w:r>
-        <w:rPr>
-          <w:lang w:val="zh_CN" w:bidi="zh_CN"/>
-        </w:rPr>
-        <w:t>神的国</w:t>
-      </w:r>
-      <w:r>
-        <w:rPr>
-          <w:lang w:val="zh_CN" w:bidi="zh_CN"/>
-        </w:rPr>
-        <w:t>，直到永远。启示录告诉我们，当耶稣再来时，会有一个新天和新地。 但是他们不会再分离——在天上的神，和在地上的人。 相反，神要住在祂的子民当中。</w:t>
+        <w:t>有时</w:t>
+      </w:r>
+      <w:r>
+        <w:rPr>
+          <w:lang w:val="zh_CN" w:bidi="zh_CN"/>
+        </w:rPr>
+        <w:t>犹太人</w:t>
+      </w:r>
+      <w:r>
+        <w:rPr>
+          <w:lang w:val="zh_CN" w:bidi="zh_CN"/>
+        </w:rPr>
+        <w:t>使用"最高的天堂"这个词来表明他们不是在说天空，而是在说神居住的地方。</w:t>
       </w:r>
     </w:p>
     <w:p>
@@ -579,7 +548,7 @@
         <w:rPr>
           <w:lang w:val="zh_CN" w:bidi="zh_CN"/>
         </w:rPr>
-        <w:t>在某些经文中，有时不清楚"天堂"一词是意味着可见的天空还是神居住的地方。 有时这两个意思可以同时成立。 例如，"来自天堂的雨"可以指从天降下的雨，也可以指神降下的雨。</w:t>
+        <w:t>因为天堂是神居住的地方，犹太人当说到神时经常使用"天堂"这个词。 出于对神的敬畏，他们宁愿不使用神的名字。 所以，犹太人可能会说"天堂"，而不是说"神"。 这就是为什么"天国"这个词与"神的国"意思相同。</w:t>
       </w:r>
     </w:p>
     <w:p>
@@ -593,118 +562,7 @@
         <w:rPr>
           <w:lang w:val="zh_CN" w:bidi="zh_CN"/>
         </w:rPr>
-        <w:t>有时</w:t>
-      </w:r>
-      <w:r>
-        <w:rPr>
-          <w:lang w:val="zh_CN" w:bidi="zh_CN"/>
-        </w:rPr>
-        <w:t>犹太人</w:t>
-      </w:r>
-      <w:r>
-        <w:rPr>
-          <w:lang w:val="zh_CN" w:bidi="zh_CN"/>
-        </w:rPr>
-        <w:t>使用"最高的天堂"这个词来表明他们不是在说天空，而是在说神居住的地方。</w:t>
-      </w:r>
-    </w:p>
-    <w:p>
-      <w:pPr/>
-      <w:r>
-        <w:rPr>
-          <w:lang w:val="zh_CN" w:bidi="zh_CN"/>
-        </w:rPr>
-      </w:r>
-      <w:r>
-        <w:rPr>
-          <w:lang w:val="zh_CN" w:bidi="zh_CN"/>
-        </w:rPr>
-        <w:t>因为天堂是神居住的地方，犹太人当说到神时经常使用"天堂"这个词。 出于对神的敬畏，他们宁愿不使用神的名字。 所以，犹太人可能会说"天堂"，而不是说"神"。 这就是为什么"天国"这个词与"神的国"意思相同。</w:t>
-      </w:r>
-    </w:p>
-    <w:p>
-      <w:pPr/>
-      <w:r>
-        <w:rPr>
-          <w:lang w:val="zh_CN" w:bidi="zh_CN"/>
-        </w:rPr>
-      </w:r>
-      <w:r>
-        <w:rPr>
-          <w:lang w:val="zh_CN" w:bidi="zh_CN"/>
-        </w:rPr>
         <w:t>旧约的语言，希伯来文中天堂这个词是复数的，或者说不止一个。 我们听到的是复数的"天堂"。 因此，你有时会在翻译中看到单数的"天堂"，有时你会看到复数的"天堂"。 但这指的是同一件事。 这并不意味着有一个以上的天堂。</w:t>
-      </w:r>
-      <w:r>
-        <w:rPr>
-          <w:lang w:val="zh_CN" w:bidi="zh_CN"/>
-        </w:rPr>
-      </w:r>
-      <w:r>
-        <w:rPr>
-          <w:lang w:val="zh_CN" w:bidi="zh_CN"/>
-        </w:rPr>
-      </w:r>
-    </w:p>
-    <w:p>
-      <w:pPr/>
-      <w:r>
-        <w:rPr>
-          <w:lang w:val="zh_CN" w:bidi="zh_CN"/>
-        </w:rPr>
-      </w:r>
-    </w:p>
-    <w:p>
-      <w:pPr>
-        <w:pStyle w:val="Heading2"/>
-      </w:pPr>
-      <w:r>
-        <w:rPr>
-          <w:lang w:val="zh_CN" w:bidi="zh_CN"/>
-        </w:rPr>
-        <w:t>天堂、天、天上</w:t>
-      </w:r>
-      <w:r>
-        <w:rPr>
-          <w:lang w:val="zh_CN" w:bidi="zh_CN"/>
-        </w:rPr>
-      </w:r>
-    </w:p>
-    <w:p>
-      <w:pPr>
-        <w:pStyle w:val="Heading4"/>
-      </w:pPr>
-      <w:r>
-        <w:rPr>
-          <w:lang w:val="zh_CN" w:bidi="zh_CN"/>
-        </w:rPr>
-        <w:t>Audio Content</w:t>
-      </w:r>
-    </w:p>
-    <w:p>
-      <w:pPr/>
-      <w:r>
-        <w:rPr>
-          <w:lang w:val="zh_CN" w:bidi="zh_CN"/>
-        </w:rPr>
-      </w:r>
-      <w:hyperlink r:id="rId13">
-        <w:r>
-          <w:rPr>
-            <w:lang w:val="zh_CN" w:bidi="zh_CN"/>
-          </w:rPr>
-          <w:rPr>
-            <w:color w:val="0000EE"/>
-            <w:u w:val="single"/>
-          </w:rPr>
-          <w:t>mp3 file</w:t>
-        </w:r>
-      </w:hyperlink>
-      <w:r>
-        <w:rPr>
-          <w:lang w:val="zh_CN" w:bidi="zh_CN"/>
-        </w:rPr>
-        <w:t xml:space="preserve"> (None KB)</w:t>
       </w:r>
       <w:r>
         <w:rPr>

--- a/zhs/docx/067.content.docx
+++ b/zhs/docx/067.content.docx
@@ -216,7 +216,25 @@
         <w:rPr>
           <w:lang w:val="zh_CN" w:bidi="zh_CN"/>
         </w:rPr>
-        <w:t>是神所造的超自然灵界存在。 天使将神的信息传递给人们；例如，一位天使告诉马利亚，她将通过神的大能怀孕。 有时后，天使在梦中向人传达信息；例如，天使在梦中告诉约瑟带着马利亚和耶稣逃往埃及。</w:t>
+        <w:t>是神所造的超自然灵界存在。 天使将神的信息传递给人们；例如，一位天使告诉</w:t>
+      </w:r>
+      <w:hyperlink r:id="rId13">
+        <w:r>
+          <w:rPr>
+            <w:lang w:val="zh_CN" w:bidi="zh_CN"/>
+          </w:rPr>
+          <w:rPr>
+            <w:color w:val="0000EE"/>
+            <w:u w:val="single"/>
+          </w:rPr>
+          <w:t>马利亚</w:t>
+        </w:r>
+      </w:hyperlink>
+      <w:r>
+        <w:rPr>
+          <w:lang w:val="zh_CN" w:bidi="zh_CN"/>
+        </w:rPr>
+        <w:t>，她将通过神的大能怀孕。 有时后，天使在梦中向人传达信息；例如，天使在梦中告诉约瑟带着马利亚和耶稣逃往埃及。</w:t>
       </w:r>
     </w:p>
     <w:p>
@@ -246,12 +264,18 @@
         </w:rPr>
         <w:t>天使也可以为神执行特定的任务。 他们可以帮助人们或保护他们；例如，当亚兰王试图捉拿</w:t>
       </w:r>
-      <w:r>
-        <w:rPr>
-          <w:lang w:val="zh_CN" w:bidi="zh_CN"/>
-        </w:rPr>
-        <w:t>先知</w:t>
-      </w:r>
+      <w:hyperlink r:id="rId14">
+        <w:r>
+          <w:rPr>
+            <w:lang w:val="zh_CN" w:bidi="zh_CN"/>
+          </w:rPr>
+          <w:rPr>
+            <w:color w:val="0000EE"/>
+            <w:u w:val="single"/>
+          </w:rPr>
+          <w:t>先知</w:t>
+        </w:r>
+      </w:hyperlink>
       <w:r>
         <w:rPr>
           <w:lang w:val="zh_CN" w:bidi="zh_CN"/>
@@ -270,7 +294,25 @@
         <w:rPr>
           <w:lang w:val="zh_CN" w:bidi="zh_CN"/>
         </w:rPr>
-        <w:t>神也使用天使来惩罚人。 例如，在埃及法老拒绝让以色列人离开后，一位天使杀死了埃及全地的长子。 从新约圣经中我们得知神会使用天使来执行祂最后的审判。</w:t>
+        <w:t>神也使用天使来惩罚人。 例如，在埃及法老拒绝让</w:t>
+      </w:r>
+      <w:hyperlink r:id="rId15">
+        <w:r>
+          <w:rPr>
+            <w:lang w:val="zh_CN" w:bidi="zh_CN"/>
+          </w:rPr>
+          <w:rPr>
+            <w:color w:val="0000EE"/>
+            <w:u w:val="single"/>
+          </w:rPr>
+          <w:t>以色列人</w:t>
+        </w:r>
+      </w:hyperlink>
+      <w:r>
+        <w:rPr>
+          <w:lang w:val="zh_CN" w:bidi="zh_CN"/>
+        </w:rPr>
+        <w:t>离开后，一位天使杀死了埃及全地的长子。 从新约圣经中我们得知神会使用天使来执行祂最后的审判。</w:t>
       </w:r>
     </w:p>
     <w:p>
@@ -284,7 +326,25 @@
         <w:rPr>
           <w:lang w:val="zh_CN" w:bidi="zh_CN"/>
         </w:rPr>
-        <w:t>天使的另一个重要任务是敬拜神。 我们尤其在《启示录》中发现这一点。</w:t>
+        <w:t>天使的另一个重要任务是</w:t>
+      </w:r>
+      <w:hyperlink r:id="rId16">
+        <w:r>
+          <w:rPr>
+            <w:lang w:val="zh_CN" w:bidi="zh_CN"/>
+          </w:rPr>
+          <w:rPr>
+            <w:color w:val="0000EE"/>
+            <w:u w:val="single"/>
+          </w:rPr>
+          <w:t>敬拜</w:t>
+        </w:r>
+      </w:hyperlink>
+      <w:r>
+        <w:rPr>
+          <w:lang w:val="zh_CN" w:bidi="zh_CN"/>
+        </w:rPr>
+        <w:t>神。 我们尤其在《启示录》中发现这一点。</w:t>
       </w:r>
     </w:p>
     <w:p>
@@ -300,17 +360,41 @@
         </w:rPr>
         <w:t>天使中有一个重要类型是天使长。 这是一个拥有特殊权柄的</w:t>
       </w:r>
-      <w:r>
-        <w:rPr>
-          <w:lang w:val="zh_CN" w:bidi="zh_CN"/>
-        </w:rPr>
-        <w:t>天使</w:t>
-      </w:r>
-      <w:r>
-        <w:rPr>
-          <w:lang w:val="zh_CN" w:bidi="zh_CN"/>
-        </w:rPr>
-        <w:t>。 圣经提到两个天使长的名字：加百列和米迦勒。</w:t>
+      <w:hyperlink r:id="rId17">
+        <w:r>
+          <w:rPr>
+            <w:lang w:val="zh_CN" w:bidi="zh_CN"/>
+          </w:rPr>
+          <w:rPr>
+            <w:color w:val="0000EE"/>
+            <w:u w:val="single"/>
+          </w:rPr>
+          <w:t>天使</w:t>
+        </w:r>
+      </w:hyperlink>
+      <w:r>
+        <w:rPr>
+          <w:lang w:val="zh_CN" w:bidi="zh_CN"/>
+        </w:rPr>
+        <w:t>。 圣经提到两个天使长的名字：</w:t>
+      </w:r>
+      <w:hyperlink r:id="rId18">
+        <w:r>
+          <w:rPr>
+            <w:lang w:val="zh_CN" w:bidi="zh_CN"/>
+          </w:rPr>
+          <w:rPr>
+            <w:color w:val="0000EE"/>
+            <w:u w:val="single"/>
+          </w:rPr>
+          <w:t>加百列</w:t>
+        </w:r>
+      </w:hyperlink>
+      <w:r>
+        <w:rPr>
+          <w:lang w:val="zh_CN" w:bidi="zh_CN"/>
+        </w:rPr>
+        <w:t>和米迦勒。</w:t>
       </w:r>
     </w:p>
     <w:p>
@@ -326,24 +410,36 @@
         </w:rPr>
         <w:t>并非所有的天使都顺服神。 有些天使反叛了。 他们变成了</w:t>
       </w:r>
-      <w:r>
-        <w:rPr>
-          <w:lang w:val="zh_CN" w:bidi="zh_CN"/>
-        </w:rPr>
-        <w:t>邪恶的灵</w:t>
-      </w:r>
+      <w:hyperlink r:id="rId19">
+        <w:r>
+          <w:rPr>
+            <w:lang w:val="zh_CN" w:bidi="zh_CN"/>
+          </w:rPr>
+          <w:rPr>
+            <w:color w:val="0000EE"/>
+            <w:u w:val="single"/>
+          </w:rPr>
+          <w:t>邪恶的灵</w:t>
+        </w:r>
+      </w:hyperlink>
       <w:r>
         <w:rPr>
           <w:lang w:val="zh_CN" w:bidi="zh_CN"/>
         </w:rPr>
         <w:t>，而他们领袖的名字则是</w:t>
       </w:r>
-      <w:r>
-        <w:rPr>
-          <w:lang w:val="zh_CN" w:bidi="zh_CN"/>
-        </w:rPr>
-        <w:t>撒旦</w:t>
-      </w:r>
+      <w:hyperlink r:id="rId20">
+        <w:r>
+          <w:rPr>
+            <w:lang w:val="zh_CN" w:bidi="zh_CN"/>
+          </w:rPr>
+          <w:rPr>
+            <w:color w:val="0000EE"/>
+            <w:u w:val="single"/>
+          </w:rPr>
+          <w:t>撒旦</w:t>
+        </w:r>
+      </w:hyperlink>
       <w:r>
         <w:rPr>
           <w:lang w:val="zh_CN" w:bidi="zh_CN"/>
@@ -379,24 +475,36 @@
         </w:rPr>
         <w:t>确保人们不会与你选择翻译为"</w:t>
       </w:r>
-      <w:r>
-        <w:rPr>
-          <w:lang w:val="zh_CN" w:bidi="zh_CN"/>
-        </w:rPr>
-        <w:t>先知</w:t>
-      </w:r>
+      <w:hyperlink r:id="rId14">
+        <w:r>
+          <w:rPr>
+            <w:lang w:val="zh_CN" w:bidi="zh_CN"/>
+          </w:rPr>
+          <w:rPr>
+            <w:color w:val="0000EE"/>
+            <w:u w:val="single"/>
+          </w:rPr>
+          <w:t>先知</w:t>
+        </w:r>
+      </w:hyperlink>
       <w:r>
         <w:rPr>
           <w:lang w:val="zh_CN" w:bidi="zh_CN"/>
         </w:rPr>
         <w:t>"的这个词混淆。 先知也向人们传达神的信息，但先知是属于地上的人，而天使则是属于</w:t>
       </w:r>
-      <w:r>
-        <w:rPr>
-          <w:lang w:val="zh_CN" w:bidi="zh_CN"/>
-        </w:rPr>
-        <w:t>天上</w:t>
-      </w:r>
+      <w:hyperlink r:id="rId21">
+        <w:r>
+          <w:rPr>
+            <w:lang w:val="zh_CN" w:bidi="zh_CN"/>
+          </w:rPr>
+          <w:rPr>
+            <w:color w:val="0000EE"/>
+            <w:u w:val="single"/>
+          </w:rPr>
+          <w:t>天上</w:t>
+        </w:r>
+      </w:hyperlink>
       <w:r>
         <w:rPr>
           <w:lang w:val="zh_CN" w:bidi="zh_CN"/>
@@ -472,24 +580,36 @@
         </w:rPr>
         <w:t>不过，大多数时候，"天"这个词指的是神与祂的</w:t>
       </w:r>
-      <w:r>
-        <w:rPr>
-          <w:lang w:val="zh_CN" w:bidi="zh_CN"/>
-        </w:rPr>
-        <w:t>天使们</w:t>
-      </w:r>
+      <w:hyperlink r:id="rId22">
+        <w:r>
+          <w:rPr>
+            <w:lang w:val="zh_CN" w:bidi="zh_CN"/>
+          </w:rPr>
+          <w:rPr>
+            <w:color w:val="0000EE"/>
+            <w:u w:val="single"/>
+          </w:rPr>
+          <w:t>天使们</w:t>
+        </w:r>
+      </w:hyperlink>
       <w:r>
         <w:rPr>
           <w:lang w:val="zh_CN" w:bidi="zh_CN"/>
         </w:rPr>
         <w:t>一起生活的地方。 这个天堂不是这个宇宙中的某个地方；它也不是人类可以去的地方。 但是神可以差遣祂的天使们到地上做祂的工作，并且耶稣从天堂来到地上。 耶稣受死并复活后，祂回到了天堂。 有一天祂会回来，建立</w:t>
       </w:r>
-      <w:r>
-        <w:rPr>
-          <w:lang w:val="zh_CN" w:bidi="zh_CN"/>
-        </w:rPr>
-        <w:t>神的国</w:t>
-      </w:r>
+      <w:hyperlink r:id="rId23">
+        <w:r>
+          <w:rPr>
+            <w:lang w:val="zh_CN" w:bidi="zh_CN"/>
+          </w:rPr>
+          <w:rPr>
+            <w:color w:val="0000EE"/>
+            <w:u w:val="single"/>
+          </w:rPr>
+          <w:t>神的国</w:t>
+        </w:r>
+      </w:hyperlink>
       <w:r>
         <w:rPr>
           <w:lang w:val="zh_CN" w:bidi="zh_CN"/>
@@ -524,12 +644,18 @@
         </w:rPr>
         <w:t>有时</w:t>
       </w:r>
-      <w:r>
-        <w:rPr>
-          <w:lang w:val="zh_CN" w:bidi="zh_CN"/>
-        </w:rPr>
-        <w:t>犹太人</w:t>
-      </w:r>
+      <w:hyperlink r:id="rId24">
+        <w:r>
+          <w:rPr>
+            <w:lang w:val="zh_CN" w:bidi="zh_CN"/>
+          </w:rPr>
+          <w:rPr>
+            <w:color w:val="0000EE"/>
+            <w:u w:val="single"/>
+          </w:rPr>
+          <w:t>犹太人</w:t>
+        </w:r>
+      </w:hyperlink>
       <w:r>
         <w:rPr>
           <w:lang w:val="zh_CN" w:bidi="zh_CN"/>
@@ -562,7 +688,25 @@
         <w:rPr>
           <w:lang w:val="zh_CN" w:bidi="zh_CN"/>
         </w:rPr>
-        <w:t>旧约的语言，希伯来文中天堂这个词是复数的，或者说不止一个。 我们听到的是复数的"天堂"。 因此，你有时会在翻译中看到单数的"天堂"，有时你会看到复数的"天堂"。 但这指的是同一件事。 这并不意味着有一个以上的天堂。</w:t>
+        <w:t>旧约的语言，</w:t>
+      </w:r>
+      <w:hyperlink r:id="rId25">
+        <w:r>
+          <w:rPr>
+            <w:lang w:val="zh_CN" w:bidi="zh_CN"/>
+          </w:rPr>
+          <w:rPr>
+            <w:color w:val="0000EE"/>
+            <w:u w:val="single"/>
+          </w:rPr>
+          <w:t>希伯来文</w:t>
+        </w:r>
+      </w:hyperlink>
+      <w:r>
+        <w:rPr>
+          <w:lang w:val="zh_CN" w:bidi="zh_CN"/>
+        </w:rPr>
+        <w:t>中天堂这个词是复数的，或者说不止一个。 我们听到的是复数的"天堂"。 因此，你有时会在翻译中看到单数的"天堂"，有时你会看到复数的"天堂"。 但这指的是同一件事。 这并不意味着有一个以上的天堂。</w:t>
       </w:r>
       <w:r>
         <w:rPr>
